--- a/progSpros_back/templates/Шаблон Пояснительная записка Регион.docx
+++ b/progSpros_back/templates/Шаблон Пояснительная записка Регион.docx
@@ -37,7 +37,6 @@
       <w:pPr>
         <w:pStyle w:val="Normal"/>
         <w:widowControl w:val="false"/>
-        <w:pBdr/>
         <w:tabs>
           <w:tab w:val="clear" w:pos="708"/>
           <w:tab w:val="left" w:pos="992" w:leader="none"/>
@@ -66,40 +65,13 @@
           <w:shd w:fill="auto" w:val="clear"/>
           <w:lang w:val="ru-RU" w:eastAsia="en-US" w:bidi="ar-SA"/>
         </w:rPr>
-        <w:t>%</w:t>
-      </w:r>
-      <w:r>
-        <w:rPr>
-          <w:rFonts w:eastAsia="Times New Roman" w:cs="Times New Roman" w:ascii="Times New Roman" w:hAnsi="Times New Roman"/>
-          <w:b/>
-          <w:bCs/>
-          <w:kern w:val="0"/>
-          <w:sz w:val="28"/>
-          <w:szCs w:val="28"/>
-          <w:shd w:fill="auto" w:val="clear"/>
-          <w:lang w:val="ru-RU" w:eastAsia="en-US" w:bidi="ar-SA"/>
-        </w:rPr>
-        <w:t>region_name</w:t>
-      </w:r>
-      <w:r>
-        <w:rPr>
-          <w:rFonts w:eastAsia="Times New Roman" w:cs="Times New Roman" w:ascii="Times New Roman" w:hAnsi="Times New Roman"/>
-          <w:b/>
-          <w:bCs/>
-          <w:kern w:val="0"/>
-          <w:sz w:val="28"/>
-          <w:szCs w:val="28"/>
-          <w:shd w:fill="auto" w:val="clear"/>
-          <w:lang w:val="ru-RU" w:eastAsia="en-US" w:bidi="ar-SA"/>
-        </w:rPr>
-        <w:t>%</w:t>
+        <w:t>%region_name%</w:t>
       </w:r>
     </w:p>
     <w:p>
       <w:pPr>
         <w:pStyle w:val="Normal"/>
         <w:widowControl w:val="false"/>
-        <w:pBdr/>
         <w:tabs>
           <w:tab w:val="clear" w:pos="708"/>
           <w:tab w:val="left" w:pos="992" w:leader="none"/>
@@ -184,49 +156,24 @@
           <w:shd w:fill="auto" w:val="clear"/>
           <w:lang w:val="ru-RU" w:eastAsia="en-US" w:bidi="ar-SA"/>
         </w:rPr>
-        <w:t xml:space="preserve"> %</w:t>
+        <w:t xml:space="preserve"> %industry_name% %exist_comparison%</w:t>
       </w:r>
       <w:r>
         <w:rPr>
-          <w:rFonts w:eastAsia="Times New Roman" w:cs="Times New Roman" w:ascii="Times New Roman" w:hAnsi="Times New Roman"/>
+          <w:rFonts w:eastAsia="Calibri" w:cs="Arial"/>
           <w:kern w:val="0"/>
-          <w:sz w:val="28"/>
-          <w:szCs w:val="28"/>
+          <w:sz w:val="22"/>
+          <w:szCs w:val="22"/>
           <w:shd w:fill="auto" w:val="clear"/>
           <w:lang w:val="ru-RU" w:eastAsia="en-US" w:bidi="ar-SA"/>
         </w:rPr>
-        <w:t>industry_name</w:t>
-      </w:r>
-      <w:r>
-        <w:rPr>
-          <w:rFonts w:eastAsia="Times New Roman" w:cs="Times New Roman" w:ascii="Times New Roman" w:hAnsi="Times New Roman"/>
-          <w:kern w:val="0"/>
-          <w:sz w:val="28"/>
-          <w:szCs w:val="28"/>
-          <w:shd w:fill="auto" w:val="clear"/>
-          <w:lang w:val="ru-RU" w:eastAsia="en-US" w:bidi="ar-SA"/>
-        </w:rPr>
-        <w:t xml:space="preserve">% </w:t>
-        <w:br/>
-        <w:t>%</w:t>
-      </w:r>
-      <w:r>
-        <w:rPr>
-          <w:rFonts w:eastAsia="Times New Roman" w:cs="Times New Roman" w:ascii="Times New Roman" w:hAnsi="Times New Roman"/>
-          <w:kern w:val="0"/>
-          <w:sz w:val="28"/>
-          <w:szCs w:val="28"/>
-          <w:shd w:fill="auto" w:val="clear"/>
-          <w:lang w:val="ru-RU" w:eastAsia="en-US" w:bidi="ar-SA"/>
-        </w:rPr>
-        <w:t>exist_comparison%</w:t>
+        <w:t>.</w:t>
       </w:r>
     </w:p>
     <w:p>
       <w:pPr>
         <w:pStyle w:val="Normal"/>
         <w:widowControl w:val="false"/>
-        <w:pBdr/>
         <w:tabs>
           <w:tab w:val="clear" w:pos="708"/>
           <w:tab w:val="left" w:pos="992" w:leader="none"/>
@@ -259,7 +206,6 @@
       <w:pPr>
         <w:pStyle w:val="Normal"/>
         <w:widowControl w:val="false"/>
-        <w:pBdr/>
         <w:tabs>
           <w:tab w:val="clear" w:pos="708"/>
           <w:tab w:val="left" w:pos="992" w:leader="none"/>
@@ -290,7 +236,7 @@
           <w:shd w:fill="auto" w:val="clear"/>
           <w:lang w:val="ru-RU" w:eastAsia="en-US" w:bidi="ar-SA"/>
         </w:rPr>
-        <w:t xml:space="preserve">Прогнозный спрос  </w:t>
+        <w:t xml:space="preserve">Прогнозный спрос </w:t>
       </w:r>
       <w:r>
         <w:rPr>
@@ -374,29 +320,7 @@
           <w:shd w:fill="auto" w:val="clear"/>
           <w:lang w:val="ru-RU" w:eastAsia="en-US" w:bidi="ar-SA"/>
         </w:rPr>
-        <w:t xml:space="preserve">  %</w:t>
-      </w:r>
-      <w:r>
-        <w:rPr>
-          <w:rFonts w:eastAsia="Times New Roman" w:cs="Times New Roman" w:ascii="Times New Roman" w:hAnsi="Times New Roman"/>
-          <w:kern w:val="0"/>
-          <w:sz w:val="28"/>
-          <w:szCs w:val="28"/>
-          <w:shd w:fill="auto" w:val="clear"/>
-          <w:lang w:val="ru-RU" w:eastAsia="en-US" w:bidi="ar-SA"/>
-        </w:rPr>
-        <w:t>industry_name</w:t>
-      </w:r>
-      <w:r>
-        <w:rPr>
-          <w:rFonts w:eastAsia="Times New Roman" w:cs="Times New Roman" w:ascii="Times New Roman" w:hAnsi="Times New Roman"/>
-          <w:kern w:val="0"/>
-          <w:sz w:val="28"/>
-          <w:szCs w:val="28"/>
-          <w:shd w:fill="auto" w:val="clear"/>
-          <w:lang w:val="ru-RU" w:eastAsia="en-US" w:bidi="ar-SA"/>
-        </w:rPr>
-        <w:t>%</w:t>
+        <w:t xml:space="preserve"> %industry_name%</w:t>
       </w:r>
       <w:r>
         <w:rPr>
@@ -411,44 +335,28 @@
           <w:shd w:fill="auto" w:val="clear"/>
           <w:lang w:val="ru-RU" w:eastAsia="en-US" w:bidi="ar-SA"/>
         </w:rPr>
-        <w:t xml:space="preserve"> %</w:t>
+        <w:t xml:space="preserve"> %expect_comparison%</w:t>
       </w:r>
       <w:r>
         <w:rPr>
-          <w:rFonts w:eastAsia="Times New Roman" w:cs="Times New Roman" w:ascii="Times New Roman" w:hAnsi="Times New Roman"/>
+          <w:rFonts w:eastAsia="Calibri" w:cs="Arial"/>
           <w:b w:val="false"/>
           <w:bCs w:val="false"/>
           <w:i w:val="false"/>
           <w:iCs w:val="false"/>
           <w:kern w:val="0"/>
-          <w:sz w:val="28"/>
-          <w:szCs w:val="28"/>
+          <w:sz w:val="22"/>
+          <w:szCs w:val="22"/>
           <w:shd w:fill="auto" w:val="clear"/>
           <w:lang w:val="ru-RU" w:eastAsia="en-US" w:bidi="ar-SA"/>
         </w:rPr>
-        <w:t>expect_comparison</w:t>
-      </w:r>
-      <w:r>
-        <w:rPr>
-          <w:rFonts w:eastAsia="Times New Roman" w:cs="Times New Roman" w:ascii="Times New Roman" w:hAnsi="Times New Roman"/>
-          <w:b w:val="false"/>
-          <w:bCs w:val="false"/>
-          <w:i w:val="false"/>
-          <w:iCs w:val="false"/>
-          <w:kern w:val="0"/>
-          <w:sz w:val="28"/>
-          <w:szCs w:val="28"/>
-          <w:shd w:fill="auto" w:val="clear"/>
-          <w:lang w:val="ru-RU" w:eastAsia="en-US" w:bidi="ar-SA"/>
-        </w:rPr>
-        <w:t>%</w:t>
+        <w:t>.</w:t>
       </w:r>
     </w:p>
     <w:p>
       <w:pPr>
         <w:pStyle w:val="Normal"/>
         <w:widowControl w:val="false"/>
-        <w:pBdr/>
         <w:tabs>
           <w:tab w:val="clear" w:pos="708"/>
           <w:tab w:val="left" w:pos="992" w:leader="none"/>
@@ -533,58 +441,24 @@
           <w:shd w:fill="auto" w:val="clear"/>
           <w:lang w:val="ru-RU" w:eastAsia="en-US" w:bidi="ar-SA"/>
         </w:rPr>
-        <w:t xml:space="preserve"> %</w:t>
+        <w:t xml:space="preserve"> %industry_name% %potential_comparison%</w:t>
       </w:r>
       <w:r>
         <w:rPr>
-          <w:rFonts w:eastAsia="Times New Roman" w:cs="Times New Roman" w:ascii="Times New Roman" w:hAnsi="Times New Roman"/>
+          <w:rFonts w:eastAsia="Calibri" w:cs="Arial"/>
           <w:kern w:val="0"/>
-          <w:sz w:val="28"/>
-          <w:szCs w:val="28"/>
+          <w:sz w:val="22"/>
+          <w:szCs w:val="22"/>
           <w:shd w:fill="auto" w:val="clear"/>
           <w:lang w:val="ru-RU" w:eastAsia="en-US" w:bidi="ar-SA"/>
         </w:rPr>
-        <w:t>industry_name</w:t>
-      </w:r>
-      <w:r>
-        <w:rPr>
-          <w:rFonts w:eastAsia="Times New Roman" w:cs="Times New Roman" w:ascii="Times New Roman" w:hAnsi="Times New Roman"/>
-          <w:kern w:val="0"/>
-          <w:sz w:val="28"/>
-          <w:szCs w:val="28"/>
-          <w:shd w:fill="auto" w:val="clear"/>
-          <w:lang w:val="ru-RU" w:eastAsia="en-US" w:bidi="ar-SA"/>
-        </w:rPr>
-        <w:t>% %</w:t>
-      </w:r>
-      <w:r>
-        <w:rPr>
-          <w:rFonts w:eastAsia="Times New Roman" w:cs="Times New Roman" w:ascii="Times New Roman" w:hAnsi="Times New Roman"/>
-          <w:kern w:val="0"/>
-          <w:sz w:val="28"/>
-          <w:szCs w:val="28"/>
-          <w:shd w:fill="auto" w:val="clear"/>
-          <w:lang w:val="ru-RU" w:eastAsia="en-US" w:bidi="ar-SA"/>
-        </w:rPr>
-        <w:t>potential_comparison</w:t>
-      </w:r>
-      <w:r>
-        <w:rPr>
-          <w:rFonts w:eastAsia="Times New Roman" w:cs="Times New Roman" w:ascii="Times New Roman" w:hAnsi="Times New Roman"/>
-          <w:kern w:val="0"/>
-          <w:sz w:val="28"/>
-          <w:szCs w:val="28"/>
-          <w:shd w:fill="auto" w:val="clear"/>
-          <w:lang w:val="ru-RU" w:eastAsia="en-US" w:bidi="ar-SA"/>
-        </w:rPr>
-        <w:t>%</w:t>
+        <w:t>.</w:t>
       </w:r>
     </w:p>
     <w:p>
       <w:pPr>
         <w:pStyle w:val="Normal"/>
         <w:widowControl w:val="false"/>
-        <w:pBdr/>
         <w:tabs>
           <w:tab w:val="clear" w:pos="708"/>
           <w:tab w:val="left" w:pos="992" w:leader="none"/>
@@ -654,58 +528,24 @@
           <w:shd w:fill="auto" w:val="clear"/>
           <w:lang w:val="ru-RU" w:eastAsia="en-US" w:bidi="ar-SA"/>
         </w:rPr>
-        <w:t xml:space="preserve"> %</w:t>
+        <w:t xml:space="preserve"> %industry_name% %promised_comparison%</w:t>
       </w:r>
       <w:r>
         <w:rPr>
-          <w:rFonts w:eastAsia="Times New Roman" w:cs="Times New Roman" w:ascii="Times New Roman" w:hAnsi="Times New Roman"/>
+          <w:rFonts w:eastAsia="Calibri" w:cs="Arial"/>
           <w:kern w:val="0"/>
-          <w:sz w:val="28"/>
-          <w:szCs w:val="28"/>
+          <w:sz w:val="22"/>
+          <w:szCs w:val="22"/>
           <w:shd w:fill="auto" w:val="clear"/>
           <w:lang w:val="ru-RU" w:eastAsia="en-US" w:bidi="ar-SA"/>
         </w:rPr>
-        <w:t>industry_name</w:t>
-      </w:r>
-      <w:r>
-        <w:rPr>
-          <w:rFonts w:eastAsia="Times New Roman" w:cs="Times New Roman" w:ascii="Times New Roman" w:hAnsi="Times New Roman"/>
-          <w:kern w:val="0"/>
-          <w:sz w:val="28"/>
-          <w:szCs w:val="28"/>
-          <w:shd w:fill="auto" w:val="clear"/>
-          <w:lang w:val="ru-RU" w:eastAsia="en-US" w:bidi="ar-SA"/>
-        </w:rPr>
-        <w:t>% %</w:t>
-      </w:r>
-      <w:r>
-        <w:rPr>
-          <w:rFonts w:eastAsia="Times New Roman" w:cs="Times New Roman" w:ascii="Times New Roman" w:hAnsi="Times New Roman"/>
-          <w:kern w:val="0"/>
-          <w:sz w:val="28"/>
-          <w:szCs w:val="28"/>
-          <w:shd w:fill="auto" w:val="clear"/>
-          <w:lang w:val="ru-RU" w:eastAsia="en-US" w:bidi="ar-SA"/>
-        </w:rPr>
-        <w:t>promised_comparison</w:t>
-      </w:r>
-      <w:r>
-        <w:rPr>
-          <w:rFonts w:eastAsia="Times New Roman" w:cs="Times New Roman" w:ascii="Times New Roman" w:hAnsi="Times New Roman"/>
-          <w:kern w:val="0"/>
-          <w:sz w:val="28"/>
-          <w:szCs w:val="28"/>
-          <w:shd w:fill="auto" w:val="clear"/>
-          <w:lang w:val="ru-RU" w:eastAsia="en-US" w:bidi="ar-SA"/>
-        </w:rPr>
-        <w:t>%</w:t>
+        <w:t>.</w:t>
       </w:r>
     </w:p>
     <w:p>
       <w:pPr>
         <w:pStyle w:val="Normal"/>
         <w:widowControl w:val="false"/>
-        <w:pBdr/>
         <w:tabs>
           <w:tab w:val="clear" w:pos="708"/>
           <w:tab w:val="left" w:pos="992" w:leader="none"/>
@@ -775,29 +615,7 @@
           <w:shd w:fill="auto" w:val="clear"/>
           <w:lang w:val="ru-RU" w:eastAsia="en-US" w:bidi="ar-SA"/>
         </w:rPr>
-        <w:t xml:space="preserve"> %</w:t>
-      </w:r>
-      <w:r>
-        <w:rPr>
-          <w:rFonts w:eastAsia="Times New Roman" w:cs="Times New Roman" w:ascii="Times New Roman" w:hAnsi="Times New Roman"/>
-          <w:kern w:val="0"/>
-          <w:sz w:val="28"/>
-          <w:szCs w:val="28"/>
-          <w:shd w:fill="auto" w:val="clear"/>
-          <w:lang w:val="ru-RU" w:eastAsia="en-US" w:bidi="ar-SA"/>
-        </w:rPr>
-        <w:t>industry_name</w:t>
-      </w:r>
-      <w:r>
-        <w:rPr>
-          <w:rFonts w:eastAsia="Times New Roman" w:cs="Times New Roman" w:ascii="Times New Roman" w:hAnsi="Times New Roman"/>
-          <w:kern w:val="0"/>
-          <w:sz w:val="28"/>
-          <w:szCs w:val="28"/>
-          <w:shd w:fill="auto" w:val="clear"/>
-          <w:lang w:val="ru-RU" w:eastAsia="en-US" w:bidi="ar-SA"/>
-        </w:rPr>
-        <w:t>%</w:t>
+        <w:t xml:space="preserve"> %industry_name%</w:t>
       </w:r>
       <w:r>
         <w:rPr>
@@ -812,22 +630,22 @@
           <w:shd w:fill="auto" w:val="clear"/>
           <w:lang w:val="ru-RU" w:eastAsia="en-US" w:bidi="ar-SA"/>
         </w:rPr>
-        <w:t xml:space="preserve"> %</w:t>
+        <w:t xml:space="preserve"> %max_comparison%</w:t>
       </w:r>
       <w:r>
         <w:rPr>
-          <w:rFonts w:eastAsia="Times New Roman" w:cs="Times New Roman" w:ascii="Times New Roman" w:hAnsi="Times New Roman"/>
+          <w:rFonts w:eastAsia="Calibri" w:cs="Arial"/>
           <w:b w:val="false"/>
           <w:bCs w:val="false"/>
           <w:i w:val="false"/>
           <w:iCs w:val="false"/>
           <w:kern w:val="0"/>
-          <w:sz w:val="28"/>
-          <w:szCs w:val="28"/>
+          <w:sz w:val="22"/>
+          <w:szCs w:val="22"/>
           <w:shd w:fill="auto" w:val="clear"/>
           <w:lang w:val="ru-RU" w:eastAsia="en-US" w:bidi="ar-SA"/>
         </w:rPr>
-        <w:t>max_comparison%</w:t>
+        <w:t>.</w:t>
       </w:r>
     </w:p>
     <w:sectPr>
@@ -948,7 +766,7 @@
         <w:szCs w:val="24"/>
         <w:rFonts w:eastAsia="Times New Roman" w:cs="Times New Roman" w:ascii="Times New Roman" w:hAnsi="Times New Roman"/>
       </w:rPr>
-      <w:t>4</w:t>
+      <w:t>0</w:t>
     </w:r>
     <w:r>
       <w:rPr>
@@ -1146,6 +964,7 @@
     <w:qFormat/>
     <w:pPr>
       <w:widowControl/>
+      <w:suppressAutoHyphens w:val="true"/>
       <w:bidi w:val="0"/>
       <w:spacing w:lineRule="auto" w:line="259" w:beforeAutospacing="0" w:before="0" w:afterAutospacing="0" w:after="160"/>
       <w:jc w:val="left"/>
@@ -1732,7 +1551,6 @@
   </w:style>
   <w:style w:type="character" w:styleId="Style12">
     <w:name w:val="Символ концевой сноски"/>
-    <w:basedOn w:val="DefaultParagraphFont"/>
     <w:uiPriority w:val="99"/>
     <w:semiHidden/>
     <w:unhideWhenUsed/>
@@ -1903,6 +1721,7 @@
     <w:qFormat/>
     <w:pPr>
       <w:widowControl/>
+      <w:suppressAutoHyphens w:val="true"/>
       <w:bidi w:val="0"/>
       <w:spacing w:lineRule="auto" w:line="240" w:beforeAutospacing="0" w:before="0" w:afterAutospacing="0" w:after="0"/>
       <w:jc w:val="left"/>
@@ -2155,6 +1974,7 @@
     <w:qFormat/>
     <w:pPr>
       <w:widowControl/>
+      <w:suppressAutoHyphens w:val="true"/>
       <w:bidi w:val="0"/>
       <w:spacing w:lineRule="auto" w:line="259" w:beforeAutospacing="0" w:before="0" w:afterAutospacing="0" w:after="160"/>
       <w:jc w:val="left"/>

--- a/progSpros_back/templates/Шаблон Пояснительная записка Регион.docx
+++ b/progSpros_back/templates/Шаблон Пояснительная записка Регион.docx
@@ -118,34 +118,6 @@
           <w:lang w:val="ru-RU" w:eastAsia="en-US" w:bidi="ar-SA"/>
         </w:rPr>
         <w:t>действующих потребителей</w:t>
-      </w:r>
-      <w:r>
-        <w:rPr>
-          <w:rFonts w:eastAsia="Times New Roman" w:cs="Times New Roman" w:ascii="Times New Roman" w:hAnsi="Times New Roman"/>
-          <w:b w:val="false"/>
-          <w:bCs w:val="false"/>
-          <w:i w:val="false"/>
-          <w:iCs w:val="false"/>
-          <w:kern w:val="0"/>
-          <w:sz w:val="28"/>
-          <w:szCs w:val="28"/>
-          <w:shd w:fill="auto" w:val="clear"/>
-          <w:lang w:val="ru-RU" w:eastAsia="en-US" w:bidi="ar-SA"/>
-        </w:rPr>
-        <w:t xml:space="preserve"> </w:t>
-      </w:r>
-      <w:r>
-        <w:rPr>
-          <w:rFonts w:eastAsia="Times New Roman" w:cs="Times New Roman" w:ascii="Times New Roman" w:hAnsi="Times New Roman"/>
-          <w:b w:val="false"/>
-          <w:bCs w:val="false"/>
-          <w:kern w:val="0"/>
-          <w:sz w:val="28"/>
-          <w:szCs w:val="28"/>
-          <w:shd w:fill="auto" w:val="clear"/>
-          <w:lang w:val="ru-RU" w:eastAsia="en-US" w:bidi="ar-SA"/>
-        </w:rPr>
-        <w:t>категории</w:t>
       </w:r>
       <w:r>
         <w:rPr>
@@ -286,34 +258,6 @@
       <w:r>
         <w:rPr>
           <w:rFonts w:eastAsia="Times New Roman" w:cs="Times New Roman" w:ascii="Times New Roman" w:hAnsi="Times New Roman"/>
-          <w:b w:val="false"/>
-          <w:bCs w:val="false"/>
-          <w:i w:val="false"/>
-          <w:iCs w:val="false"/>
-          <w:kern w:val="0"/>
-          <w:sz w:val="28"/>
-          <w:szCs w:val="28"/>
-          <w:shd w:fill="auto" w:val="clear"/>
-          <w:lang w:val="ru-RU" w:eastAsia="en-US" w:bidi="ar-SA"/>
-        </w:rPr>
-        <w:t xml:space="preserve"> </w:t>
-      </w:r>
-      <w:r>
-        <w:rPr>
-          <w:rFonts w:eastAsia="Times New Roman" w:cs="Times New Roman" w:ascii="Times New Roman" w:hAnsi="Times New Roman"/>
-          <w:b w:val="false"/>
-          <w:bCs w:val="false"/>
-          <w:kern w:val="0"/>
-          <w:sz w:val="28"/>
-          <w:szCs w:val="28"/>
-          <w:shd w:fill="auto" w:val="clear"/>
-          <w:lang w:val="ru-RU" w:eastAsia="en-US" w:bidi="ar-SA"/>
-        </w:rPr>
-        <w:t>категории</w:t>
-      </w:r>
-      <w:r>
-        <w:rPr>
-          <w:rFonts w:eastAsia="Times New Roman" w:cs="Times New Roman" w:ascii="Times New Roman" w:hAnsi="Times New Roman"/>
           <w:kern w:val="0"/>
           <w:sz w:val="28"/>
           <w:szCs w:val="28"/>
@@ -335,22 +279,7 @@
           <w:shd w:fill="auto" w:val="clear"/>
           <w:lang w:val="ru-RU" w:eastAsia="en-US" w:bidi="ar-SA"/>
         </w:rPr>
-        <w:t xml:space="preserve"> %expect_comparison%</w:t>
-      </w:r>
-      <w:r>
-        <w:rPr>
-          <w:rFonts w:eastAsia="Calibri" w:cs="Arial"/>
-          <w:b w:val="false"/>
-          <w:bCs w:val="false"/>
-          <w:i w:val="false"/>
-          <w:iCs w:val="false"/>
-          <w:kern w:val="0"/>
-          <w:sz w:val="22"/>
-          <w:szCs w:val="22"/>
-          <w:shd w:fill="auto" w:val="clear"/>
-          <w:lang w:val="ru-RU" w:eastAsia="en-US" w:bidi="ar-SA"/>
-        </w:rPr>
-        <w:t>.</w:t>
+        <w:t xml:space="preserve"> %expect_comparison%.</w:t>
       </w:r>
     </w:p>
     <w:p>
@@ -407,52 +336,13 @@
       <w:r>
         <w:rPr>
           <w:rFonts w:eastAsia="Times New Roman" w:cs="Times New Roman" w:ascii="Times New Roman" w:hAnsi="Times New Roman"/>
-          <w:b w:val="false"/>
-          <w:bCs w:val="false"/>
-          <w:i w:val="false"/>
-          <w:iCs w:val="false"/>
           <w:kern w:val="0"/>
           <w:sz w:val="28"/>
           <w:szCs w:val="28"/>
           <w:shd w:fill="auto" w:val="clear"/>
           <w:lang w:val="ru-RU" w:eastAsia="en-US" w:bidi="ar-SA"/>
         </w:rPr>
-        <w:t xml:space="preserve"> </w:t>
-      </w:r>
-      <w:r>
-        <w:rPr>
-          <w:rFonts w:eastAsia="Times New Roman" w:cs="Times New Roman" w:ascii="Times New Roman" w:hAnsi="Times New Roman"/>
-          <w:b w:val="false"/>
-          <w:bCs w:val="false"/>
-          <w:kern w:val="0"/>
-          <w:sz w:val="28"/>
-          <w:szCs w:val="28"/>
-          <w:shd w:fill="auto" w:val="clear"/>
-          <w:lang w:val="ru-RU" w:eastAsia="en-US" w:bidi="ar-SA"/>
-        </w:rPr>
-        <w:t>категории</w:t>
-      </w:r>
-      <w:r>
-        <w:rPr>
-          <w:rFonts w:eastAsia="Times New Roman" w:cs="Times New Roman" w:ascii="Times New Roman" w:hAnsi="Times New Roman"/>
-          <w:kern w:val="0"/>
-          <w:sz w:val="28"/>
-          <w:szCs w:val="28"/>
-          <w:shd w:fill="auto" w:val="clear"/>
-          <w:lang w:val="ru-RU" w:eastAsia="en-US" w:bidi="ar-SA"/>
-        </w:rPr>
-        <w:t xml:space="preserve"> %industry_name% %potential_comparison%</w:t>
-      </w:r>
-      <w:r>
-        <w:rPr>
-          <w:rFonts w:eastAsia="Calibri" w:cs="Arial"/>
-          <w:kern w:val="0"/>
-          <w:sz w:val="22"/>
-          <w:szCs w:val="22"/>
-          <w:shd w:fill="auto" w:val="clear"/>
-          <w:lang w:val="ru-RU" w:eastAsia="en-US" w:bidi="ar-SA"/>
-        </w:rPr>
-        <w:t>.</w:t>
+        <w:t xml:space="preserve"> %industry_name% %potential_comparison%.</w:t>
       </w:r>
     </w:p>
     <w:p>
@@ -490,34 +380,6 @@
           <w:lang w:val="ru-RU" w:eastAsia="en-US" w:bidi="ar-SA"/>
         </w:rPr>
         <w:t>Ожидаемый сценарий спроса потребителей</w:t>
-      </w:r>
-      <w:r>
-        <w:rPr>
-          <w:rFonts w:eastAsia="Times New Roman" w:cs="Times New Roman" w:ascii="Times New Roman" w:hAnsi="Times New Roman"/>
-          <w:b w:val="false"/>
-          <w:bCs w:val="false"/>
-          <w:i w:val="false"/>
-          <w:iCs w:val="false"/>
-          <w:kern w:val="0"/>
-          <w:sz w:val="28"/>
-          <w:szCs w:val="28"/>
-          <w:shd w:fill="auto" w:val="clear"/>
-          <w:lang w:val="ru-RU" w:eastAsia="en-US" w:bidi="ar-SA"/>
-        </w:rPr>
-        <w:t xml:space="preserve"> </w:t>
-      </w:r>
-      <w:r>
-        <w:rPr>
-          <w:rFonts w:eastAsia="Times New Roman" w:cs="Times New Roman" w:ascii="Times New Roman" w:hAnsi="Times New Roman"/>
-          <w:b w:val="false"/>
-          <w:bCs w:val="false"/>
-          <w:kern w:val="0"/>
-          <w:sz w:val="28"/>
-          <w:szCs w:val="28"/>
-          <w:shd w:fill="auto" w:val="clear"/>
-          <w:lang w:val="ru-RU" w:eastAsia="en-US" w:bidi="ar-SA"/>
-        </w:rPr>
-        <w:t>категории</w:t>
       </w:r>
       <w:r>
         <w:rPr>
@@ -577,34 +439,6 @@
           <w:lang w:val="ru-RU" w:eastAsia="en-US" w:bidi="ar-SA"/>
         </w:rPr>
         <w:t>Максимальный сценарий спроса потребителей</w:t>
-      </w:r>
-      <w:r>
-        <w:rPr>
-          <w:rFonts w:eastAsia="Times New Roman" w:cs="Times New Roman" w:ascii="Times New Roman" w:hAnsi="Times New Roman"/>
-          <w:b w:val="false"/>
-          <w:bCs w:val="false"/>
-          <w:i w:val="false"/>
-          <w:iCs w:val="false"/>
-          <w:kern w:val="0"/>
-          <w:sz w:val="28"/>
-          <w:szCs w:val="28"/>
-          <w:shd w:fill="auto" w:val="clear"/>
-          <w:lang w:val="ru-RU" w:eastAsia="en-US" w:bidi="ar-SA"/>
-        </w:rPr>
-        <w:t xml:space="preserve"> </w:t>
-      </w:r>
-      <w:r>
-        <w:rPr>
-          <w:rFonts w:eastAsia="Times New Roman" w:cs="Times New Roman" w:ascii="Times New Roman" w:hAnsi="Times New Roman"/>
-          <w:b w:val="false"/>
-          <w:bCs w:val="false"/>
-          <w:kern w:val="0"/>
-          <w:sz w:val="28"/>
-          <w:szCs w:val="28"/>
-          <w:shd w:fill="auto" w:val="clear"/>
-          <w:lang w:val="ru-RU" w:eastAsia="en-US" w:bidi="ar-SA"/>
-        </w:rPr>
-        <w:t>категории</w:t>
       </w:r>
       <w:r>
         <w:rPr>
